--- a/docs/diagrama_banco_dados.docx
+++ b/docs/diagrama_banco_dados.docx
@@ -4,15 +4,54 @@
   <w:body>
     <w:p>
       <w:pPr>
+        <w:spacing w:after="160"/>
         <w:jc w:val="center"/>
       </w:pPr>
       <w:r>
         <w:rPr>
-          <w:rFonts w:ascii="Arial" w:hAnsi="Arial" w:eastAsia="Arial"/>
           <w:b/>
-          <w:sz w:val="36"/>
+          <w:color w:val="1F4E79"/>
+          <w:sz w:val="40"/>
         </w:rPr>
         <w:t>Diagrama de Banco de Dados</w:t>
+      </w:r>
+    </w:p>
+    <w:p>
+      <w:pPr>
+        <w:spacing w:after="320"/>
+        <w:jc w:val="center"/>
+      </w:pPr>
+      <w:r>
+        <w:rPr>
+          <w:i/>
+          <w:color w:val="5A5A5A"/>
+          <w:sz w:val="20"/>
+        </w:rPr>
+        <w:t>FirewallSign - Desafio Integrador 2026</w:t>
+      </w:r>
+    </w:p>
+    <w:p>
+      <w:pPr>
+        <w:pStyle w:val="Heading1"/>
+      </w:pPr>
+      <w:r>
+        <w:t>1. Visão geral</w:t>
+      </w:r>
+    </w:p>
+    <w:p>
+      <w:pPr>
+        <w:jc w:val="both"/>
+      </w:pPr>
+      <w:r>
+        <w:t>O banco de dados do sistema possui três entidades principais: Cliente, Plano e Assinatura. A entidade Assinatura funciona como ligação entre o cliente e o plano contratado.</w:t>
+      </w:r>
+    </w:p>
+    <w:p>
+      <w:pPr>
+        <w:pStyle w:val="Heading1"/>
+      </w:pPr>
+      <w:r>
+        <w:t>2. Diagrama</w:t>
       </w:r>
     </w:p>
     <w:p>
@@ -20,124 +59,9 @@
         <w:jc w:val="center"/>
       </w:pPr>
       <w:r>
-        <w:rPr>
-          <w:rFonts w:ascii="Arial" w:hAnsi="Arial" w:eastAsia="Arial"/>
-          <w:b w:val="0"/>
-          <w:sz w:val="22"/>
-        </w:rPr>
-        <w:t>Modelo Relacional</w:t>
-      </w:r>
-    </w:p>
-    <w:p/>
-    <w:p>
-      <w:pPr>
-        <w:pStyle w:val="Heading1"/>
-      </w:pPr>
-      <w:r>
-        <w:rPr>
-          <w:rFonts w:ascii="Arial" w:hAnsi="Arial" w:eastAsia="Arial"/>
-          <w:b/>
-          <w:sz w:val="28"/>
-        </w:rPr>
-        <w:t>1. Entidades principais</w:t>
-      </w:r>
-    </w:p>
-    <w:p>
-      <w:pPr>
-        <w:pStyle w:val="ListBullet"/>
-      </w:pPr>
-      <w:r>
-        <w:rPr>
-          <w:rFonts w:ascii="Arial" w:hAnsi="Arial" w:eastAsia="Arial"/>
-          <w:b w:val="0"/>
-          <w:sz w:val="22"/>
-        </w:rPr>
-        <w:t>Cliente: representa o cliente cadastrado no sistema.</w:t>
-      </w:r>
-    </w:p>
-    <w:p>
-      <w:pPr>
-        <w:pStyle w:val="ListBullet"/>
-      </w:pPr>
-      <w:r>
-        <w:rPr>
-          <w:rFonts w:ascii="Arial" w:hAnsi="Arial" w:eastAsia="Arial"/>
-          <w:b w:val="0"/>
-          <w:sz w:val="22"/>
-        </w:rPr>
-        <w:t>Plano: representa o produto/plano de firewall.</w:t>
-      </w:r>
-    </w:p>
-    <w:p>
-      <w:pPr>
-        <w:pStyle w:val="ListBullet"/>
-      </w:pPr>
-      <w:r>
-        <w:rPr>
-          <w:rFonts w:ascii="Arial" w:hAnsi="Arial" w:eastAsia="Arial"/>
-          <w:b w:val="0"/>
-          <w:sz w:val="22"/>
-        </w:rPr>
-        <w:t>Assinatura: representa a contratação feita por um cliente.</w:t>
-      </w:r>
-    </w:p>
-    <w:p>
-      <w:pPr>
-        <w:pStyle w:val="Heading1"/>
-      </w:pPr>
-      <w:r>
-        <w:rPr>
-          <w:rFonts w:ascii="Arial" w:hAnsi="Arial" w:eastAsia="Arial"/>
-          <w:b/>
-          <w:sz w:val="28"/>
-        </w:rPr>
-        <w:t>2. Relacionamentos</w:t>
-      </w:r>
-    </w:p>
-    <w:p>
-      <w:pPr>
-        <w:pStyle w:val="ListBullet"/>
-      </w:pPr>
-      <w:r>
-        <w:rPr>
-          <w:rFonts w:ascii="Arial" w:hAnsi="Arial" w:eastAsia="Arial"/>
-          <w:b w:val="0"/>
-          <w:sz w:val="22"/>
-        </w:rPr>
-        <w:t>Um cliente pode possuir várias assinaturas.</w:t>
-      </w:r>
-    </w:p>
-    <w:p>
-      <w:pPr>
-        <w:pStyle w:val="ListBullet"/>
-      </w:pPr>
-      <w:r>
-        <w:rPr>
-          <w:rFonts w:ascii="Arial" w:hAnsi="Arial" w:eastAsia="Arial"/>
-          <w:b w:val="0"/>
-          <w:sz w:val="22"/>
-        </w:rPr>
-        <w:t>Um plano pode estar relacionado a várias assinaturas.</w:t>
-      </w:r>
-    </w:p>
-    <w:p>
-      <w:pPr>
-        <w:pStyle w:val="ListBullet"/>
-      </w:pPr>
-      <w:r>
-        <w:rPr>
-          <w:rFonts w:ascii="Arial" w:hAnsi="Arial" w:eastAsia="Arial"/>
-          <w:b w:val="0"/>
-          <w:sz w:val="22"/>
-        </w:rPr>
-        <w:t>Cada assinatura pertence a um cliente e a um plano.</w:t>
-      </w:r>
-    </w:p>
-    <w:p>
-      <w:r>
         <w:drawing>
           <wp:inline xmlns:a="http://schemas.openxmlformats.org/drawingml/2006/main" xmlns:pic="http://schemas.openxmlformats.org/drawingml/2006/picture">
-            <wp:extent cx="6126480" cy="3393127"/>
+            <wp:extent cx="5943600" cy="3900487"/>
             <wp:docPr id="1" name="Picture 1"/>
             <wp:cNvGraphicFramePr>
               <a:graphicFrameLocks noChangeAspect="1"/>
@@ -146,7 +70,7 @@
               <a:graphicData uri="http://schemas.openxmlformats.org/drawingml/2006/picture">
                 <pic:pic>
                   <pic:nvPicPr>
-                    <pic:cNvPr id="0" name="diagrama_banco.png"/>
+                    <pic:cNvPr id="0" name="diagrama_banco_corrigido.png"/>
                     <pic:cNvPicPr/>
                   </pic:nvPicPr>
                   <pic:blipFill>
@@ -158,7 +82,7 @@
                   <pic:spPr>
                     <a:xfrm>
                       <a:off x="0" y="0"/>
-                      <a:ext cx="6126480" cy="3393127"/>
+                      <a:ext cx="5943600" cy="3900487"/>
                     </a:xfrm>
                     <a:prstGeom prst="rect"/>
                   </pic:spPr>
@@ -174,12 +98,7 @@
         <w:pStyle w:val="Heading1"/>
       </w:pPr>
       <w:r>
-        <w:rPr>
-          <w:rFonts w:ascii="Arial" w:hAnsi="Arial" w:eastAsia="Arial"/>
-          <w:b/>
-          <w:sz w:val="28"/>
-        </w:rPr>
-        <w:t>3. Descrição das tabelas</w:t>
+        <w:t>3. Entidades</w:t>
       </w:r>
     </w:p>
     <w:tbl>
@@ -190,37 +109,37 @@
         <w:tblLook w:firstColumn="1" w:firstRow="1" w:lastColumn="0" w:lastRow="0" w:noHBand="0" w:noVBand="1" w:val="04A0"/>
       </w:tblPr>
       <w:tblGrid>
-        <w:gridCol w:w="4968"/>
-        <w:gridCol w:w="4968"/>
+        <w:gridCol w:w="5040"/>
+        <w:gridCol w:w="5040"/>
       </w:tblGrid>
       <w:tr>
         <w:tc>
           <w:tcPr>
-            <w:tcW w:type="dxa" w:w="4968"/>
+            <w:tcW w:type="dxa" w:w="5040"/>
+            <w:vAlign w:val="center"/>
             <w:shd w:fill="D9EAF7"/>
-            <w:vAlign w:val="center"/>
           </w:tcPr>
           <w:p>
+            <w:r/>
             <w:r>
               <w:rPr>
-                <w:rFonts w:ascii="Arial" w:hAnsi="Arial" w:eastAsia="Arial"/>
                 <w:b/>
                 <w:sz w:val="20"/>
               </w:rPr>
-              <w:t>Tabela</w:t>
+              <w:t>Entidade</w:t>
             </w:r>
           </w:p>
         </w:tc>
         <w:tc>
           <w:tcPr>
-            <w:tcW w:type="dxa" w:w="4968"/>
+            <w:tcW w:type="dxa" w:w="5040"/>
+            <w:vAlign w:val="center"/>
             <w:shd w:fill="D9EAF7"/>
-            <w:vAlign w:val="center"/>
           </w:tcPr>
           <w:p>
+            <w:r/>
             <w:r>
               <w:rPr>
-                <w:rFonts w:ascii="Arial" w:hAnsi="Arial" w:eastAsia="Arial"/>
                 <w:b/>
                 <w:sz w:val="20"/>
               </w:rPr>
@@ -232,31 +151,33 @@
       <w:tr>
         <w:tc>
           <w:tcPr>
-            <w:tcW w:type="dxa" w:w="4968"/>
+            <w:tcW w:type="dxa" w:w="5040"/>
+            <w:vAlign w:val="center"/>
           </w:tcPr>
           <w:p>
+            <w:r/>
             <w:r>
               <w:rPr>
-                <w:rFonts w:ascii="Arial" w:hAnsi="Arial" w:eastAsia="Arial"/>
                 <w:b w:val="0"/>
                 <w:sz w:val="20"/>
               </w:rPr>
-              <w:t>clientes</w:t>
+              <w:t>Cliente</w:t>
             </w:r>
           </w:p>
         </w:tc>
         <w:tc>
           <w:tcPr>
-            <w:tcW w:type="dxa" w:w="4968"/>
+            <w:tcW w:type="dxa" w:w="5040"/>
+            <w:vAlign w:val="center"/>
           </w:tcPr>
           <w:p>
+            <w:r/>
             <w:r>
               <w:rPr>
-                <w:rFonts w:ascii="Arial" w:hAnsi="Arial" w:eastAsia="Arial"/>
                 <w:b w:val="0"/>
                 <w:sz w:val="20"/>
               </w:rPr>
-              <w:t>Armazena nome, e-mail, cidade, estado, país e data de criação.</w:t>
+              <w:t>Armazena informações cadastrais dos clientes.</w:t>
             </w:r>
           </w:p>
         </w:tc>
@@ -264,31 +185,33 @@
       <w:tr>
         <w:tc>
           <w:tcPr>
-            <w:tcW w:type="dxa" w:w="4968"/>
+            <w:tcW w:type="dxa" w:w="5040"/>
+            <w:vAlign w:val="center"/>
           </w:tcPr>
           <w:p>
+            <w:r/>
             <w:r>
               <w:rPr>
-                <w:rFonts w:ascii="Arial" w:hAnsi="Arial" w:eastAsia="Arial"/>
                 <w:b w:val="0"/>
                 <w:sz w:val="20"/>
               </w:rPr>
-              <w:t>planos</w:t>
+              <w:t>Plano</w:t>
             </w:r>
           </w:p>
         </w:tc>
         <w:tc>
           <w:tcPr>
-            <w:tcW w:type="dxa" w:w="4968"/>
+            <w:tcW w:type="dxa" w:w="5040"/>
+            <w:vAlign w:val="center"/>
           </w:tcPr>
           <w:p>
+            <w:r/>
             <w:r>
               <w:rPr>
-                <w:rFonts w:ascii="Arial" w:hAnsi="Arial" w:eastAsia="Arial"/>
                 <w:b w:val="0"/>
                 <w:sz w:val="20"/>
               </w:rPr>
-              <w:t>Armazena nome, descrição, preço mensal, limite de dispositivos, suporte e recursos.</w:t>
+              <w:t>Armazena os planos de firewall disponíveis para contratação.</w:t>
             </w:r>
           </w:p>
         </w:tc>
@@ -296,40 +219,333 @@
       <w:tr>
         <w:tc>
           <w:tcPr>
-            <w:tcW w:type="dxa" w:w="4968"/>
+            <w:tcW w:type="dxa" w:w="5040"/>
+            <w:vAlign w:val="center"/>
           </w:tcPr>
           <w:p>
+            <w:r/>
             <w:r>
               <w:rPr>
-                <w:rFonts w:ascii="Arial" w:hAnsi="Arial" w:eastAsia="Arial"/>
                 <w:b w:val="0"/>
                 <w:sz w:val="20"/>
               </w:rPr>
-              <w:t>assinaturas</w:t>
+              <w:t>Assinatura</w:t>
             </w:r>
           </w:p>
         </w:tc>
         <w:tc>
           <w:tcPr>
-            <w:tcW w:type="dxa" w:w="4968"/>
+            <w:tcW w:type="dxa" w:w="5040"/>
+            <w:vAlign w:val="center"/>
           </w:tcPr>
           <w:p>
+            <w:r/>
             <w:r>
               <w:rPr>
-                <w:rFonts w:ascii="Arial" w:hAnsi="Arial" w:eastAsia="Arial"/>
                 <w:b w:val="0"/>
                 <w:sz w:val="20"/>
               </w:rPr>
-              <w:t>Relaciona clientes e planos, armazenando quantidade, ciclo, status, valor mensal e cancelamento.</w:t>
+              <w:t>Registra a contratação de um plano por um cliente, incluindo status, ciclo, valor e cancelamento.</w:t>
             </w:r>
           </w:p>
         </w:tc>
       </w:tr>
     </w:tbl>
     <w:p/>
+    <w:p>
+      <w:pPr>
+        <w:pStyle w:val="Heading1"/>
+      </w:pPr>
+      <w:r>
+        <w:t>4. Relacionamentos</w:t>
+      </w:r>
+    </w:p>
+    <w:tbl>
+      <w:tblPr>
+        <w:tblStyle w:val="TableGrid"/>
+        <w:tblW w:type="auto" w:w="0"/>
+        <w:jc w:val="center"/>
+        <w:tblLook w:firstColumn="1" w:firstRow="1" w:lastColumn="0" w:lastRow="0" w:noHBand="0" w:noVBand="1" w:val="04A0"/>
+      </w:tblPr>
+      <w:tblGrid>
+        <w:gridCol w:w="3360"/>
+        <w:gridCol w:w="3360"/>
+        <w:gridCol w:w="3360"/>
+      </w:tblGrid>
+      <w:tr>
+        <w:tc>
+          <w:tcPr>
+            <w:tcW w:type="dxa" w:w="3360"/>
+            <w:vAlign w:val="center"/>
+            <w:shd w:fill="D9EAF7"/>
+          </w:tcPr>
+          <w:p>
+            <w:r/>
+            <w:r>
+              <w:rPr>
+                <w:b/>
+                <w:sz w:val="20"/>
+              </w:rPr>
+              <w:t>Relacionamento</w:t>
+            </w:r>
+          </w:p>
+        </w:tc>
+        <w:tc>
+          <w:tcPr>
+            <w:tcW w:type="dxa" w:w="3360"/>
+            <w:vAlign w:val="center"/>
+            <w:shd w:fill="D9EAF7"/>
+          </w:tcPr>
+          <w:p>
+            <w:r/>
+            <w:r>
+              <w:rPr>
+                <w:b/>
+                <w:sz w:val="20"/>
+              </w:rPr>
+              <w:t>Cardinalidade</w:t>
+            </w:r>
+          </w:p>
+        </w:tc>
+        <w:tc>
+          <w:tcPr>
+            <w:tcW w:type="dxa" w:w="3360"/>
+            <w:vAlign w:val="center"/>
+            <w:shd w:fill="D9EAF7"/>
+          </w:tcPr>
+          <w:p>
+            <w:r/>
+            <w:r>
+              <w:rPr>
+                <w:b/>
+                <w:sz w:val="20"/>
+              </w:rPr>
+              <w:t>Descrição</w:t>
+            </w:r>
+          </w:p>
+        </w:tc>
+      </w:tr>
+      <w:tr>
+        <w:tc>
+          <w:tcPr>
+            <w:tcW w:type="dxa" w:w="3360"/>
+            <w:vAlign w:val="center"/>
+          </w:tcPr>
+          <w:p>
+            <w:r/>
+            <w:r>
+              <w:rPr>
+                <w:b w:val="0"/>
+                <w:sz w:val="20"/>
+              </w:rPr>
+              <w:t>Cliente - Assinatura</w:t>
+            </w:r>
+          </w:p>
+        </w:tc>
+        <w:tc>
+          <w:tcPr>
+            <w:tcW w:type="dxa" w:w="3360"/>
+            <w:vAlign w:val="center"/>
+          </w:tcPr>
+          <w:p>
+            <w:r/>
+            <w:r>
+              <w:rPr>
+                <w:b w:val="0"/>
+                <w:sz w:val="20"/>
+              </w:rPr>
+              <w:t>1:N</w:t>
+            </w:r>
+          </w:p>
+        </w:tc>
+        <w:tc>
+          <w:tcPr>
+            <w:tcW w:type="dxa" w:w="3360"/>
+            <w:vAlign w:val="center"/>
+          </w:tcPr>
+          <w:p>
+            <w:r/>
+            <w:r>
+              <w:rPr>
+                <w:b w:val="0"/>
+                <w:sz w:val="20"/>
+              </w:rPr>
+              <w:t>Um cliente pode possuir várias assinaturas.</w:t>
+            </w:r>
+          </w:p>
+        </w:tc>
+      </w:tr>
+      <w:tr>
+        <w:tc>
+          <w:tcPr>
+            <w:tcW w:type="dxa" w:w="3360"/>
+            <w:vAlign w:val="center"/>
+          </w:tcPr>
+          <w:p>
+            <w:r/>
+            <w:r>
+              <w:rPr>
+                <w:b w:val="0"/>
+                <w:sz w:val="20"/>
+              </w:rPr>
+              <w:t>Plano - Assinatura</w:t>
+            </w:r>
+          </w:p>
+        </w:tc>
+        <w:tc>
+          <w:tcPr>
+            <w:tcW w:type="dxa" w:w="3360"/>
+            <w:vAlign w:val="center"/>
+          </w:tcPr>
+          <w:p>
+            <w:r/>
+            <w:r>
+              <w:rPr>
+                <w:b w:val="0"/>
+                <w:sz w:val="20"/>
+              </w:rPr>
+              <w:t>1:N</w:t>
+            </w:r>
+          </w:p>
+        </w:tc>
+        <w:tc>
+          <w:tcPr>
+            <w:tcW w:type="dxa" w:w="3360"/>
+            <w:vAlign w:val="center"/>
+          </w:tcPr>
+          <w:p>
+            <w:r/>
+            <w:r>
+              <w:rPr>
+                <w:b w:val="0"/>
+                <w:sz w:val="20"/>
+              </w:rPr>
+              <w:t>Um plano pode estar presente em várias assinaturas.</w:t>
+            </w:r>
+          </w:p>
+        </w:tc>
+      </w:tr>
+      <w:tr>
+        <w:tc>
+          <w:tcPr>
+            <w:tcW w:type="dxa" w:w="3360"/>
+            <w:vAlign w:val="center"/>
+          </w:tcPr>
+          <w:p>
+            <w:r/>
+            <w:r>
+              <w:rPr>
+                <w:b w:val="0"/>
+                <w:sz w:val="20"/>
+              </w:rPr>
+              <w:t>Assinatura - Cliente</w:t>
+            </w:r>
+          </w:p>
+        </w:tc>
+        <w:tc>
+          <w:tcPr>
+            <w:tcW w:type="dxa" w:w="3360"/>
+            <w:vAlign w:val="center"/>
+          </w:tcPr>
+          <w:p>
+            <w:r/>
+            <w:r>
+              <w:rPr>
+                <w:b w:val="0"/>
+                <w:sz w:val="20"/>
+              </w:rPr>
+              <w:t>N:1</w:t>
+            </w:r>
+          </w:p>
+        </w:tc>
+        <w:tc>
+          <w:tcPr>
+            <w:tcW w:type="dxa" w:w="3360"/>
+            <w:vAlign w:val="center"/>
+          </w:tcPr>
+          <w:p>
+            <w:r/>
+            <w:r>
+              <w:rPr>
+                <w:b w:val="0"/>
+                <w:sz w:val="20"/>
+              </w:rPr>
+              <w:t>Cada assinatura pertence a um único cliente.</w:t>
+            </w:r>
+          </w:p>
+        </w:tc>
+      </w:tr>
+      <w:tr>
+        <w:tc>
+          <w:tcPr>
+            <w:tcW w:type="dxa" w:w="3360"/>
+            <w:vAlign w:val="center"/>
+          </w:tcPr>
+          <w:p>
+            <w:r/>
+            <w:r>
+              <w:rPr>
+                <w:b w:val="0"/>
+                <w:sz w:val="20"/>
+              </w:rPr>
+              <w:t>Assinatura - Plano</w:t>
+            </w:r>
+          </w:p>
+        </w:tc>
+        <w:tc>
+          <w:tcPr>
+            <w:tcW w:type="dxa" w:w="3360"/>
+            <w:vAlign w:val="center"/>
+          </w:tcPr>
+          <w:p>
+            <w:r/>
+            <w:r>
+              <w:rPr>
+                <w:b w:val="0"/>
+                <w:sz w:val="20"/>
+              </w:rPr>
+              <w:t>N:1</w:t>
+            </w:r>
+          </w:p>
+        </w:tc>
+        <w:tc>
+          <w:tcPr>
+            <w:tcW w:type="dxa" w:w="3360"/>
+            <w:vAlign w:val="center"/>
+          </w:tcPr>
+          <w:p>
+            <w:r/>
+            <w:r>
+              <w:rPr>
+                <w:b w:val="0"/>
+                <w:sz w:val="20"/>
+              </w:rPr>
+              <w:t>Cada assinatura pertence a um único plano.</w:t>
+            </w:r>
+          </w:p>
+        </w:tc>
+      </w:tr>
+    </w:tbl>
+    <w:p/>
+    <w:p>
+      <w:pPr>
+        <w:pStyle w:val="Heading1"/>
+      </w:pPr>
+      <w:r>
+        <w:t>5. Observação</w:t>
+      </w:r>
+    </w:p>
+    <w:p>
+      <w:pPr>
+        <w:jc w:val="both"/>
+      </w:pPr>
+      <w:r>
+        <w:t>No domínio do sistema, Plano representa o produto oferecido pela empresa, enquanto Assinatura representa o pedido ou contratação.</w:t>
+      </w:r>
+    </w:p>
     <w:sectPr>
       <w:pgSz w:w="12240" w:h="15840"/>
-      <w:pgMar w:top="1008" w:right="1152" w:bottom="1008" w:left="1152" w:header="720" w:footer="720" w:gutter="0"/>
+      <w:pgMar w:top="936" w:right="1080" w:bottom="936" w:left="1080" w:header="720" w:footer="720" w:gutter="0"/>
       <w:cols w:space="720"/>
       <w:docGrid w:linePitch="360"/>
     </w:sectPr>
@@ -700,9 +916,12 @@
     <w:name w:val="Normal"/>
     <w:qFormat/>
     <w:rsid w:val="00FC693F"/>
+    <w:pPr>
+      <w:spacing w:after="120"/>
+    </w:pPr>
     <w:rPr>
       <w:rFonts w:ascii="Arial" w:hAnsi="Arial" w:eastAsia="Arial"/>
-      <w:sz w:val="22"/>
+      <w:sz w:val="21"/>
     </w:rPr>
   </w:style>
   <w:style w:type="paragraph" w:styleId="Header">
@@ -764,11 +983,11 @@
       <w:outlineLvl w:val="0"/>
     </w:pPr>
     <w:rPr>
-      <w:rFonts w:asciiTheme="majorHAnsi" w:eastAsiaTheme="majorEastAsia" w:hAnsiTheme="majorHAnsi" w:cstheme="majorBidi"/>
+      <w:rFonts w:asciiTheme="majorHAnsi" w:eastAsiaTheme="majorEastAsia" w:hAnsiTheme="majorHAnsi" w:cstheme="majorBidi" w:ascii="Arial" w:hAnsi="Arial" w:eastAsia="Arial"/>
       <w:b/>
       <w:bCs/>
-      <w:color w:val="365F91" w:themeColor="accent1" w:themeShade="BF"/>
-      <w:sz w:val="28"/>
+      <w:color w:val="1F4E79"/>
+      <w:sz w:val="30"/>
       <w:szCs w:val="28"/>
     </w:rPr>
   </w:style>
@@ -788,11 +1007,11 @@
       <w:outlineLvl w:val="1"/>
     </w:pPr>
     <w:rPr>
-      <w:rFonts w:asciiTheme="majorHAnsi" w:eastAsiaTheme="majorEastAsia" w:hAnsiTheme="majorHAnsi" w:cstheme="majorBidi"/>
+      <w:rFonts w:asciiTheme="majorHAnsi" w:eastAsiaTheme="majorEastAsia" w:hAnsiTheme="majorHAnsi" w:cstheme="majorBidi" w:ascii="Arial" w:hAnsi="Arial" w:eastAsia="Arial"/>
       <w:b/>
       <w:bCs/>
-      <w:color w:val="4F81BD" w:themeColor="accent1"/>
-      <w:sz w:val="26"/>
+      <w:color w:val="1F4E79"/>
+      <w:sz w:val="24"/>
       <w:szCs w:val="26"/>
     </w:rPr>
   </w:style>
@@ -1053,11 +1272,12 @@
       <w:contextualSpacing/>
     </w:pPr>
     <w:rPr>
-      <w:rFonts w:asciiTheme="majorHAnsi" w:eastAsiaTheme="majorEastAsia" w:hAnsiTheme="majorHAnsi" w:cstheme="majorBidi"/>
-      <w:color w:val="17365D" w:themeColor="text2" w:themeShade="BF"/>
+      <w:rFonts w:asciiTheme="majorHAnsi" w:eastAsiaTheme="majorEastAsia" w:hAnsiTheme="majorHAnsi" w:cstheme="majorBidi" w:ascii="Arial" w:hAnsi="Arial" w:eastAsia="Arial"/>
+      <w:b/>
+      <w:color w:val="1F4E79"/>
       <w:spacing w:val="5"/>
       <w:kern w:val="28"/>
-      <w:sz w:val="52"/>
+      <w:sz w:val="40"/>
       <w:szCs w:val="52"/>
     </w:rPr>
   </w:style>
